--- a/applications/REVEL_Wearable_Mechanical_Engineer/Arunabha_Majumder_Cover_Letter_REVEL.docx
+++ b/applications/REVEL_Wearable_Mechanical_Engineer/Arunabha_Majumder_Cover_Letter_REVEL.docx
@@ -25,7 +25,7 @@
           <w:i w:val="0"/>
           <w:sz w:val="22"/>
         </w:rPr>
-        <w:t>Mechanical Engineer — Arm-Worn Wearables, Prototyping &amp; Fit Testing (SolidWorks)</w:t>
+        <w:t>Mechanical Engineer | Arm-Worn Wearables, Prototyping &amp; Fit Testing (SolidWorks)</w:t>
       </w:r>
     </w:p>
     <w:p>
